--- a/platform/manuals/out/6_論文PDFの入手と配置の手順.docx
+++ b/platform/manuals/out/6_論文PDFの入手と配置の手順.docx
@@ -707,7 +707,7 @@
                 <w:sz w:val="15"/>
                 <w:szCs w:val="15"/>
               </w:rPr>
-              <w:t xml:space="preserve">共有フォルダの「論文受け取り」の中の、自分のCQ名のフォルダに入れる。CQ名のフォルダがなければ、一覧の「置き場所(CQ)」と同じ名前で作る</w:t>
+              <w:t xml:space="preserve">Googleドライブの JASCC_GL/論文受け取り の中の、自分のCQ名のフォルダに入れる。CQ名のフォルダは、事務局があらかじめ作ってある</w:t>
             </w:r>
           </w:p>
         </w:tc>
@@ -736,7 +736,7 @@
                 <w:sz w:val="15"/>
                 <w:szCs w:val="15"/>
               </w:rPr>
-              <w:t xml:space="preserve">論文受け取り/CQ1-カルニチン-アセチル‒L‒カルニチン/23733756.pdf</w:t>
+              <w:t xml:space="preserve">JASCC_GL/論文受け取り/CQ1-カルニチン-アセチル‒L‒カルニチン/23733756.pdf</w:t>
             </w:r>
           </w:p>
         </w:tc>
@@ -800,7 +800,7 @@
                 <w:sz w:val="15"/>
                 <w:szCs w:val="15"/>
               </w:rPr>
-              <w:t xml:space="preserve">入れたら、事務局に連絡する(メールまたは共有フォルダの連絡欄)</w:t>
+              <w:t xml:space="preserve">入れたら、事務局に連絡する(メール)</w:t>
             </w:r>
           </w:p>
         </w:tc>
@@ -847,7 +847,7 @@
           <w:sz w:val="18"/>
           <w:szCs w:val="18"/>
         </w:rPr>
-        <w:t xml:space="preserve">共有フォルダの場所: 【事務局が記入する】。</w:t>
+        <w:t xml:space="preserve">JASCC_GL は、事務局が各委員のGoogleアカウントに共有する(論文受け取りフォルダは編集者の権限)。共有のリンクは、事務局から届く。</w:t>
       </w:r>
     </w:p>
     <w:p>
@@ -917,7 +917,7 @@
           <w:sz w:val="26"/>
           <w:szCs w:val="26"/>
         </w:rPr>
-        <w:t xml:space="preserve">2. 事務局用: ダウンロードして1つのコマンドで配置と登録を行う</w:t>
+        <w:t xml:space="preserve">2. 事務局用: 1つのコマンドで配置と登録を行う</w:t>
       </w:r>
     </w:p>
     <w:p>
@@ -930,7 +930,7 @@
           <w:sz w:val="20"/>
           <w:szCs w:val="20"/>
         </w:rPr>
-        <w:t xml:space="preserve">以下は、MacのターミナルでGitHubから取得した platform フォルダ(/Users/ahanai/Documents/Codex/platform)と、その隣の review_workspace を使う場合の例である。場所が異なる場合は、パスを読み替える。</w:t>
+        <w:t xml:space="preserve">フォルダは、Googleドライブの JASCC_GL で管理する(操作マニュアルの第4章)。委員がPDFを入れる場所は、JASCC_GL/論文受け取り/CQ名/ である。事務局のMacでは、Googleドライブが同期済みであれば、ダウンロードの操作は不要である。</w:t>
       </w:r>
     </w:p>
     <w:tbl>
@@ -1105,7 +1105,7 @@
                 <w:sz w:val="15"/>
                 <w:szCs w:val="15"/>
               </w:rPr>
-              <w:t xml:space="preserve">共有フォルダの「論文受け取り」を、フォルダごとMacにダウンロードし、名前を papers_inbox にして /Users/ahanai/Documents/Codex の中に置く。CQ名のフォルダの構成は、変えない</w:t>
+              <w:t xml:space="preserve">ターミナルを開き、platform のフォルダ(GitHubから取得したコピー。Googleドライブの外に置く)の親へ移動する</w:t>
             </w:r>
           </w:p>
         </w:tc>
@@ -1134,7 +1134,7 @@
                 <w:sz w:val="15"/>
                 <w:szCs w:val="15"/>
               </w:rPr>
-              <w:t xml:space="preserve">/Users/ahanai/Documents/Codex/papers_inbox/CQ1-…/23733756.pdf</w:t>
+              <w:t xml:space="preserve">cd /Users/ahanai/Documents/Codex</w:t>
             </w:r>
           </w:p>
         </w:tc>
@@ -1198,7 +1198,7 @@
                 <w:sz w:val="15"/>
                 <w:szCs w:val="15"/>
               </w:rPr>
-              <w:t xml:space="preserve">ターミナルを開き、Codexフォルダへ移動する</w:t>
+              <w:t xml:space="preserve">配置と登録を実行する(AWS認証がなくても動く)</w:t>
             </w:r>
           </w:p>
         </w:tc>
@@ -1227,7 +1227,7 @@
                 <w:sz w:val="15"/>
                 <w:szCs w:val="15"/>
               </w:rPr>
-              <w:t xml:space="preserve">cd /Users/ahanai/Documents/Codex</w:t>
+              <w:t xml:space="preserve">bash platform/run_jascc.sh papers</w:t>
             </w:r>
           </w:p>
         </w:tc>
@@ -1291,7 +1291,7 @@
                 <w:sz w:val="15"/>
                 <w:szCs w:val="15"/>
               </w:rPr>
-              <w:t xml:space="preserve">配置と登録を実行する(AWS認証がなくても動く)</w:t>
+              <w:t xml:space="preserve">画面の途中に「配置 N件 / 未照合 M件」と出ることを確認する。未照合は、引用文献にもなく、CQ名のフォルダにも入っていないPDFである。正しいCQ名のフォルダに入れ直して、手順2をもう一度実行する</w:t>
             </w:r>
           </w:p>
         </w:tc>
@@ -1320,7 +1320,7 @@
                 <w:sz w:val="15"/>
                 <w:szCs w:val="15"/>
               </w:rPr>
-              <w:t xml:space="preserve">PAPER_DIR=papers_inbox SYNC_ONLY=1 bash platform/run_revision.sh "" review_workspace</w:t>
+              <w:t xml:space="preserve">配置 3件 / 未照合 0件</w:t>
             </w:r>
           </w:p>
         </w:tc>
@@ -1384,7 +1384,7 @@
                 <w:sz w:val="15"/>
                 <w:szCs w:val="15"/>
               </w:rPr>
-              <w:t xml:space="preserve">画面の途中に「配置 N件 / 未照合 M件」と出ることを確認する。未照合は、引用文献にもなく、CQ名のフォルダにも入っていないPDFである。正しいCQ名のフォルダに入れ直して、手順3をもう一度実行する</w:t>
+              <w:t xml:space="preserve">未入手論文一覧の件数が減ったことを確認する。一覧は、JASCC_GL/review_workspace/_未入手論文一覧.md</w:t>
             </w:r>
           </w:p>
         </w:tc>
@@ -1413,7 +1413,7 @@
                 <w:sz w:val="15"/>
                 <w:szCs w:val="15"/>
               </w:rPr>
-              <w:t xml:space="preserve">配置 3件 / 未照合 0件</w:t>
+              <w:t xml:space="preserve">例: 67件 → 64件</w:t>
             </w:r>
           </w:p>
         </w:tc>
@@ -1477,7 +1477,7 @@
                 <w:sz w:val="15"/>
                 <w:szCs w:val="15"/>
               </w:rPr>
-              <w:t xml:space="preserve">未入手論文一覧の件数が減ったことを確認する。一覧は、review_workspace/_未入手論文一覧.md</w:t>
+              <w:t xml:space="preserve">AWS認証(Bedrock)が使える環境では、papers の代わりに full を実行する。Claudeが論文の本文から、研究特性(化学療法、がん腫、介入、対照)と4-5の下書きを作る</w:t>
             </w:r>
           </w:p>
         </w:tc>
@@ -1506,100 +1506,7 @@
                 <w:sz w:val="15"/>
                 <w:szCs w:val="15"/>
               </w:rPr>
-              <w:t xml:space="preserve">例: 67件 → 64件</w:t>
-            </w:r>
-          </w:p>
-        </w:tc>
-      </w:tr>
-      <w:tr>
-        <w:trPr>
-          <w:cantSplit/>
-          <w:tblHeader w:val="off"/>
-        </w:trPr>
-        <w:tc>
-          <w:tcPr>
-            <w:tcW w:type="dxa" w:w="700"/>
-            <w:tcBorders>
-              <w:top w:val="single" w:color="000000" w:sz="4"/>
-              <w:left w:val="single" w:color="000000" w:sz="4"/>
-              <w:bottom w:val="single" w:color="000000" w:sz="4"/>
-              <w:right w:val="single" w:color="000000" w:sz="4"/>
-            </w:tcBorders>
-            <w:tcMar>
-              <w:top w:type="dxa" w:w="40"/>
-              <w:left w:type="dxa" w:w="80"/>
-              <w:bottom w:type="dxa" w:w="40"/>
-              <w:right w:type="dxa" w:w="80"/>
-            </w:tcMar>
-          </w:tcPr>
-          <w:p>
-            <w:r>
-              <w:rPr>
-                <w:rFonts w:ascii="Yu Gothic" w:cs="Yu Gothic" w:eastAsia="Yu Gothic" w:hAnsi="Yu Gothic"/>
-                <w:b w:val="false"/>
-                <w:bCs w:val="false"/>
-                <w:sz w:val="15"/>
-                <w:szCs w:val="15"/>
-              </w:rPr>
-              <w:t xml:space="preserve">6</w:t>
-            </w:r>
-          </w:p>
-        </w:tc>
-        <w:tc>
-          <w:tcPr>
-            <w:tcW w:type="dxa" w:w="4300"/>
-            <w:tcBorders>
-              <w:top w:val="single" w:color="000000" w:sz="4"/>
-              <w:left w:val="single" w:color="000000" w:sz="4"/>
-              <w:bottom w:val="single" w:color="000000" w:sz="4"/>
-              <w:right w:val="single" w:color="000000" w:sz="4"/>
-            </w:tcBorders>
-            <w:tcMar>
-              <w:top w:type="dxa" w:w="40"/>
-              <w:left w:type="dxa" w:w="80"/>
-              <w:bottom w:type="dxa" w:w="40"/>
-              <w:right w:type="dxa" w:w="80"/>
-            </w:tcMar>
-          </w:tcPr>
-          <w:p>
-            <w:r>
-              <w:rPr>
-                <w:rFonts w:ascii="Yu Gothic" w:cs="Yu Gothic" w:eastAsia="Yu Gothic" w:hAnsi="Yu Gothic"/>
-                <w:b w:val="false"/>
-                <w:bCs w:val="false"/>
-                <w:sz w:val="15"/>
-                <w:szCs w:val="15"/>
-              </w:rPr>
-              <w:t xml:space="preserve">AWS認証(Bedrock)が使える環境では、手順3の SYNC_ONLY=1 を外して実行する。Claudeが論文の本文から、研究特性(化学療法、がん腫、介入、対照)と4-5の下書きを作る</w:t>
-            </w:r>
-          </w:p>
-        </w:tc>
-        <w:tc>
-          <w:tcPr>
-            <w:tcW w:type="dxa" w:w="4600"/>
-            <w:tcBorders>
-              <w:top w:val="single" w:color="000000" w:sz="4"/>
-              <w:left w:val="single" w:color="000000" w:sz="4"/>
-              <w:bottom w:val="single" w:color="000000" w:sz="4"/>
-              <w:right w:val="single" w:color="000000" w:sz="4"/>
-            </w:tcBorders>
-            <w:tcMar>
-              <w:top w:type="dxa" w:w="40"/>
-              <w:left w:type="dxa" w:w="80"/>
-              <w:bottom w:type="dxa" w:w="40"/>
-              <w:right w:type="dxa" w:w="80"/>
-            </w:tcMar>
-          </w:tcPr>
-          <w:p>
-            <w:r>
-              <w:rPr>
-                <w:rFonts w:ascii="Yu Gothic" w:cs="Yu Gothic" w:eastAsia="Yu Gothic" w:hAnsi="Yu Gothic"/>
-                <w:b w:val="false"/>
-                <w:bCs w:val="false"/>
-                <w:sz w:val="15"/>
-                <w:szCs w:val="15"/>
-              </w:rPr>
-              <w:t xml:space="preserve">PAPER_DIR=papers_inbox bash platform/run_revision.sh "" review_workspace</w:t>
+              <w:t xml:space="preserve">bash platform/run_jascc.sh full</w:t>
             </w:r>
           </w:p>
         </w:tc>
@@ -1674,7 +1581,7 @@
           <w:sz w:val="20"/>
           <w:szCs w:val="20"/>
         </w:rPr>
-        <w:t xml:space="preserve">配置されたPDFは、review_workspace/CQ名/papers/PMID.pdf に入る。各CQの MANIFEST.md で、「☑PDF」と表示される。</w:t>
+        <w:t xml:space="preserve">配置されたPDFは、JASCC_GL/review_workspace/CQ名/papers/PMID.pdf に入る。各CQの MANIFEST.md で、「☑PDF」と表示される。</w:t>
       </w:r>
     </w:p>
     <w:p>
